--- a/Software Validation from Datasets/Evaluation Tool/docs/automated_evaluation/Word Documents/999_final_launch_checklist.docx
+++ b/Software Validation from Datasets/Evaluation Tool/docs/automated_evaluation/Word Documents/999_final_launch_checklist.docx
@@ -5,17 +5,22 @@
     <w:p>
       <w:pPr>
         <w:pStyle w:val="Title"/>
-        <w:pBdr>
-          <w:bottom w:val="single" w:sz="8" w:color="1F4E79" w:space="4"/>
-        </w:pBdr>
       </w:pPr>
       <w:r>
-        <w:t>Final launch checklist</w:t>
+        <w:t>Final CPU/CUDA launch checklist</w:t>
+      </w:r>
+    </w:p>
+    <w:p>
+      <w:pPr>
+        <w:pStyle w:val="Subtitle"/>
+      </w:pPr>
+      <w:r>
+        <w:t>Operational contract • generated from version-controlled Markdown</w:t>
       </w:r>
     </w:p>
     <w:p>
       <w:r>
-        <w:t>Do not check a box from expectation; use the produced evidence.</w:t>
+        <w:t>Check every item. Any unchecked blocking item means do not launch the massive campaign.</w:t>
       </w:r>
     </w:p>
     <w:p>
@@ -23,85 +28,63 @@
         <w:pStyle w:val="Heading2"/>
       </w:pPr>
       <w:r>
-        <w:t>Repository</w:t>
+        <w:t>Repository and contracts</w:t>
       </w:r>
     </w:p>
     <w:p>
       <w:pPr>
-        <w:ind w:left="288" w:hanging="230"/>
+        <w:pStyle w:val="ListBullet"/>
       </w:pPr>
       <w:r>
-        <w:rPr>
-          <w:sz w:val="21"/>
-        </w:rPr>
-        <w:t xml:space="preserve">☐ </w:t>
-      </w:r>
-      <w:r>
-        <w:t>Both clones are at the final launch commit and branch.</w:t>
+        <w:t>☐ Both machines are on branch handoff at the same approved final commit.</w:t>
       </w:r>
     </w:p>
     <w:p>
       <w:pPr>
-        <w:ind w:left="288" w:hanging="230"/>
+        <w:pStyle w:val="ListBullet"/>
       </w:pPr>
       <w:r>
-        <w:rPr>
-          <w:sz w:val="21"/>
-        </w:rPr>
-        <w:t xml:space="preserve">☐ </w:t>
-      </w:r>
-      <w:r>
-        <w:t>Worktrees contain no unexpected source/config changes.</w:t>
+        <w:t>☐ git status --short is clean before runtime artifacts.</w:t>
       </w:r>
     </w:p>
     <w:p>
       <w:pPr>
-        <w:ind w:left="288" w:hanging="230"/>
+        <w:pStyle w:val="ListBullet"/>
       </w:pPr>
       <w:r>
-        <w:rPr>
-          <w:sz w:val="21"/>
-        </w:rPr>
-        <w:t xml:space="preserve">☐ </w:t>
-      </w:r>
-      <w:r>
-        <w:t xml:space="preserve">Both clones ran </w:t>
-      </w:r>
-      <w:r>
-        <w:rPr>
-          <w:rFonts w:ascii="Consolas" w:hAnsi="Consolas"/>
-          <w:color w:val="1F2937"/>
-          <w:sz w:val="19"/>
-        </w:rPr>
-        <w:t>python scripts/materialize_launch_campaign.py --bind-current-commit</w:t>
-      </w:r>
-      <w:r>
-        <w:t>.</w:t>
+        <w:t>☐ One mode is selected on both workers: CPU campaign campaign_05_massive_release or CUDA campaign campaign_06_massive_release_cuda.</w:t>
       </w:r>
     </w:p>
     <w:p>
       <w:pPr>
-        <w:ind w:left="288" w:hanging="230"/>
+        <w:pStyle w:val="ListBullet"/>
       </w:pPr>
       <w:r>
-        <w:rPr>
-          <w:sz w:val="21"/>
-        </w:rPr>
-        <w:t xml:space="preserve">☐ </w:t>
+        <w:t>☐ Selected campaign and scenario catalog hashes match the launch control sheet.</w:t>
       </w:r>
+    </w:p>
+    <w:p>
+      <w:pPr>
+        <w:pStyle w:val="ListBullet"/>
+      </w:pPr>
       <w:r>
-        <w:t xml:space="preserve">Both generated </w:t>
+        <w:t>☐ Runtime release_binding.json names the checked-out commit on both machines.</w:t>
       </w:r>
+    </w:p>
+    <w:p>
+      <w:pPr>
+        <w:pStyle w:val="ListBullet"/>
+      </w:pPr>
       <w:r>
-        <w:rPr>
-          <w:rFonts w:ascii="Consolas" w:hAnsi="Consolas"/>
-          <w:color w:val="1F2937"/>
-          <w:sz w:val="19"/>
-        </w:rPr>
-        <w:t>worker_assignments/release_binding.json</w:t>
+        <w:t>☐ Assignment validation reports 20 A scenarios, 21 B scenarios, zero overlap, and 41 total.</w:t>
       </w:r>
+    </w:p>
+    <w:p>
+      <w:pPr>
+        <w:pStyle w:val="ListBullet"/>
+      </w:pPr>
       <w:r>
-        <w:t xml:space="preserve"> files are byte-identical, bind both assignments to the final HEAD, and retain the frozen campaign hash.</w:t>
+        <w:t>☐ Preserved CPU campaign files and identities are unchanged.</w:t>
       </w:r>
     </w:p>
     <w:p>
@@ -109,99 +92,79 @@
         <w:pStyle w:val="Heading2"/>
       </w:pPr>
       <w:r>
-        <w:t>Environment and models</w:t>
+        <w:t>Environment and assets</w:t>
       </w:r>
     </w:p>
     <w:p>
       <w:pPr>
-        <w:ind w:left="288" w:hanging="230"/>
+        <w:pStyle w:val="ListBullet"/>
       </w:pPr>
       <w:r>
-        <w:rPr>
-          <w:sz w:val="21"/>
-        </w:rPr>
-        <w:t xml:space="preserve">☐ </w:t>
-      </w:r>
-      <w:r>
-        <w:t xml:space="preserve">Both use Python 3.12 </w:t>
-      </w:r>
-      <w:r>
-        <w:rPr>
-          <w:rFonts w:ascii="Consolas" w:hAnsi="Consolas"/>
-          <w:color w:val="1F2937"/>
-          <w:sz w:val="19"/>
-        </w:rPr>
-        <w:t>core-cpu</w:t>
-      </w:r>
-      <w:r>
-        <w:t xml:space="preserve">; </w:t>
-      </w:r>
-      <w:r>
-        <w:rPr>
-          <w:rFonts w:ascii="Consolas" w:hAnsi="Consolas"/>
-          <w:color w:val="1F2937"/>
-          <w:sz w:val="19"/>
-        </w:rPr>
-        <w:t>pip check</w:t>
-      </w:r>
-      <w:r>
-        <w:t xml:space="preserve"> passes.</w:t>
+        <w:t>☐ CPU workers use .venv, core-cpu, cpu, float32, CPU PyTorch, and require no GPU.</w:t>
       </w:r>
     </w:p>
     <w:p>
       <w:pPr>
-        <w:ind w:left="288" w:hanging="230"/>
+        <w:pStyle w:val="ListBullet"/>
       </w:pPr>
       <w:r>
-        <w:rPr>
-          <w:sz w:val="21"/>
-        </w:rPr>
-        <w:t xml:space="preserve">☐ </w:t>
-      </w:r>
-      <w:r>
-        <w:t>FFmpeg is visible and reports a version on both machines.</w:t>
+        <w:t>☐ CUDA workers use .stage8-envs/core-cuda, core-cuda, cuda:0, float32, CUDA PyTorch, and nonzero VRAM.</w:t>
       </w:r>
     </w:p>
     <w:p>
       <w:pPr>
-        <w:ind w:left="288" w:hanging="230"/>
+        <w:pStyle w:val="ListBullet"/>
       </w:pPr>
       <w:r>
-        <w:rPr>
-          <w:sz w:val="21"/>
-        </w:rPr>
-        <w:t xml:space="preserve">☐ </w:t>
-      </w:r>
-      <w:r>
-        <w:t>CUDA is not required by this CPU candidate; no GPU concurrency is enabled.</w:t>
+        <w:t>☐ Both modes pass pip check, verifier, real evaluator smoke, and no-fallback checks.</w:t>
       </w:r>
     </w:p>
     <w:p>
       <w:pPr>
-        <w:ind w:left="288" w:hanging="230"/>
+        <w:pStyle w:val="ListBullet"/>
       </w:pPr>
       <w:r>
-        <w:rPr>
-          <w:sz w:val="21"/>
-        </w:rPr>
-        <w:t xml:space="preserve">☐ </w:t>
-      </w:r>
-      <w:r>
-        <w:t>Whisper Base is 145,262,807 bytes and has the frozen SHA-256.</w:t>
+        <w:t>☐ Whisper Base is 145,262,807 bytes with SHA ED3A0B6B1C0EDF879AD9B11B1AF5A0E6AB5DB9205F891F668F8B0E6C6326E34E.</w:t>
       </w:r>
     </w:p>
     <w:p>
       <w:pPr>
-        <w:ind w:left="288" w:hanging="230"/>
+        <w:pStyle w:val="ListBullet"/>
       </w:pPr>
       <w:r>
-        <w:rPr>
-          <w:sz w:val="21"/>
-        </w:rPr>
-        <w:t xml:space="preserve">☐ </w:t>
+        <w:t>☐ FFmpeg is visible in the launch shell.</w:t>
       </w:r>
+    </w:p>
+    <w:p>
+      <w:pPr>
+        <w:pStyle w:val="ListBullet"/>
+      </w:pPr>
       <w:r>
-        <w:t>Implicit model downloads remain disabled.</w:t>
+        <w:t>☐ Every licensed source file and segment bound is readable.</w:t>
+      </w:r>
+    </w:p>
+    <w:p>
+      <w:pPr>
+        <w:pStyle w:val="ListBullet"/>
+      </w:pPr>
+      <w:r>
+        <w:t>☐ Dining and Restaurant RIR hashes pass; Bedroom remains excluded without substitution.</w:t>
+      </w:r>
+    </w:p>
+    <w:p>
+      <w:pPr>
+        <w:pStyle w:val="ListBullet"/>
+      </w:pPr>
+      <w:r>
+        <w:t>☐ A has at least 7.2 GiB and B at least 7.3 GiB free; coordinator has at least 15 GiB.</w:t>
+      </w:r>
+    </w:p>
+    <w:p>
+      <w:pPr>
+        <w:pStyle w:val="ListBullet"/>
+      </w:pPr>
+      <w:r>
+        <w:t>☐ No campaign credentials are required or present in shared artifacts.</w:t>
       </w:r>
     </w:p>
     <w:p>
@@ -209,46 +172,71 @@
         <w:pStyle w:val="Heading2"/>
       </w:pPr>
       <w:r>
-        <w:t>Credentials</w:t>
+        <w:t>Readiness and scientific authorization</w:t>
       </w:r>
     </w:p>
     <w:p>
       <w:pPr>
-        <w:ind w:left="288" w:hanging="230"/>
+        <w:pStyle w:val="ListBullet"/>
       </w:pPr>
       <w:r>
-        <w:rPr>
-          <w:sz w:val="21"/>
-        </w:rPr>
-        <w:t xml:space="preserve">☐ </w:t>
-      </w:r>
-      <w:r>
-        <w:t xml:space="preserve">Campaign confirms </w:t>
-      </w:r>
-      <w:r>
-        <w:rPr>
-          <w:rFonts w:ascii="Consolas" w:hAnsi="Consolas"/>
-          <w:color w:val="1F2937"/>
-          <w:sz w:val="19"/>
-        </w:rPr>
-        <w:t>required_credentials: []</w:t>
-      </w:r>
-      <w:r>
-        <w:t>.</w:t>
+        <w:t>☐ Machine A complete preflight says READY_TO_LAUNCH, 20/20 scenarios, 12,368 items.</w:t>
       </w:r>
     </w:p>
     <w:p>
       <w:pPr>
-        <w:ind w:left="288" w:hanging="230"/>
+        <w:pStyle w:val="ListBullet"/>
       </w:pPr>
       <w:r>
-        <w:rPr>
-          <w:sz w:val="21"/>
-        </w:rPr>
-        <w:t xml:space="preserve">☐ </w:t>
+        <w:t>☐ Machine B complete preflight says READY_TO_LAUNCH, 21/21 scenarios, 13,430 items.</w:t>
       </w:r>
+    </w:p>
+    <w:p>
+      <w:pPr>
+        <w:pStyle w:val="ListBullet"/>
+      </w:pPr>
       <w:r>
-        <w:t>Optional pyannote/Falcon absence is recorded, not hidden.</w:t>
+        <w:t>☐ Machine B runtime estimate was measured on its own hardware.</w:t>
+      </w:r>
+    </w:p>
+    <w:p>
+      <w:pPr>
+        <w:pStyle w:val="ListBullet"/>
+      </w:pPr>
+      <w:r>
+        <w:t>☐ Component canary is approved for the exact selected CPU or CUDA configuration.</w:t>
+      </w:r>
+    </w:p>
+    <w:p>
+      <w:pPr>
+        <w:pStyle w:val="ListBullet"/>
+      </w:pPr>
+      <w:r>
+        <w:t>☐ Small gate is approved.</w:t>
+      </w:r>
+    </w:p>
+    <w:p>
+      <w:pPr>
+        <w:pStyle w:val="ListBullet"/>
+      </w:pPr>
+      <w:r>
+        <w:t>☐ Standard gate is approved and prerequisite evidence is frozen.</w:t>
+      </w:r>
+    </w:p>
+    <w:p>
+      <w:pPr>
+        <w:pStyle w:val="ListBullet"/>
+      </w:pPr>
+      <w:r>
+        <w:t>☐ For CUDA, both operators close unrelated GPU-heavy applications and record launch time; CPU operators record a quiescent system.</w:t>
+      </w:r>
+    </w:p>
+    <w:p>
+      <w:pPr>
+        <w:pStyle w:val="ListBullet"/>
+      </w:pPr>
+      <w:r>
+        <w:t>☐ For CUDA, one GPU-heavy scenario at a time is configured on each machine.</w:t>
       </w:r>
     </w:p>
     <w:p>
@@ -256,63 +244,71 @@
         <w:pStyle w:val="Heading2"/>
       </w:pPr>
       <w:r>
-        <w:t>Data and RIR</w:t>
+        <w:t>Execution and completion</w:t>
       </w:r>
     </w:p>
     <w:p>
       <w:pPr>
-        <w:ind w:left="288" w:hanging="230"/>
+        <w:pStyle w:val="ListBullet"/>
       </w:pPr>
       <w:r>
-        <w:rPr>
-          <w:sz w:val="21"/>
-        </w:rPr>
-        <w:t xml:space="preserve">☐ </w:t>
-      </w:r>
-      <w:r>
-        <w:t>Full A preflight reads every assigned source/header/bound.</w:t>
+        <w:t>☐ Both matching wrappers pass -PreflightOnly before launch.</w:t>
       </w:r>
     </w:p>
     <w:p>
       <w:pPr>
-        <w:ind w:left="288" w:hanging="230"/>
+        <w:pStyle w:val="ListBullet"/>
       </w:pPr>
       <w:r>
-        <w:rPr>
-          <w:sz w:val="21"/>
-        </w:rPr>
-        <w:t xml:space="preserve">☐ </w:t>
-      </w:r>
-      <w:r>
-        <w:t>Full B preflight reads every assigned source/header/bound.</w:t>
+        <w:t>☐ CPU uses unsuffixed launch wrappers; CUDA uses _gpu launch wrappers.</w:t>
       </w:r>
     </w:p>
     <w:p>
       <w:pPr>
-        <w:ind w:left="288" w:hanging="230"/>
+        <w:pStyle w:val="ListBullet"/>
       </w:pPr>
       <w:r>
-        <w:rPr>
-          <w:sz w:val="21"/>
-        </w:rPr>
-        <w:t xml:space="preserve">☐ </w:t>
-      </w:r>
-      <w:r>
-        <w:t>Native scenarios contain no synthetic noise/RIR.</w:t>
+        <w:t>☐ Operators know the status, controlled stop, and -ResumeStopped commands.</w:t>
       </w:r>
     </w:p>
     <w:p>
       <w:pPr>
-        <w:ind w:left="288" w:hanging="230"/>
+        <w:pStyle w:val="ListBullet"/>
       </w:pPr>
       <w:r>
-        <w:rPr>
-          <w:sz w:val="21"/>
-        </w:rPr>
-        <w:t xml:space="preserve">☐ </w:t>
+        <w:t>☐ Each assignment completes with checksum-valid artifacts and no unexplained missing/failed items.</w:t>
       </w:r>
+    </w:p>
+    <w:p>
+      <w:pPr>
+        <w:pStyle w:val="ListBullet"/>
+      </w:pPr>
       <w:r>
-        <w:t>Dining and Restaurant hashes match; Bedroom is excluded; ParkingLot is not substituted.</w:t>
+        <w:t>☐ Each worker exports its own transfer folder; transfer checksums validate.</w:t>
+      </w:r>
+    </w:p>
+    <w:p>
+      <w:pPr>
+        <w:pStyle w:val="ListBullet"/>
+      </w:pPr>
+      <w:r>
+        <w:t>☐ Merge reports 41/41 global scenarios, no missing work, and no conflicting duplicate.</w:t>
+      </w:r>
+    </w:p>
+    <w:p>
+      <w:pPr>
+        <w:pStyle w:val="ListBullet"/>
+      </w:pPr>
+      <w:r>
+        <w:t>☐ Analysis receives the approved standard-gate evidence.</w:t>
+      </w:r>
+    </w:p>
+    <w:p>
+      <w:pPr>
+        <w:pStyle w:val="ListBullet"/>
+      </w:pPr>
+      <w:r>
+        <w:t>☐ Final report exists at automated_runs/campaign_05_massive_release/analysis/report/campaign_report.md for CPU or automated_runs/campaign_06_massive_release_cuda/analysis/report/campaign_report.md for CUDA.</w:t>
       </w:r>
     </w:p>
     <w:p>
@@ -320,386 +316,46 @@
         <w:pStyle w:val="Heading2"/>
       </w:pPr>
       <w:r>
-        <w:t>Campaign and assignments</w:t>
+        <w:t>Sign-off</w:t>
       </w:r>
     </w:p>
     <w:p>
       <w:pPr>
-        <w:ind w:left="288" w:hanging="230"/>
+        <w:pStyle w:val="ListBullet"/>
       </w:pPr>
       <w:r>
-        <w:rPr>
-          <w:sz w:val="21"/>
-        </w:rPr>
-        <w:t xml:space="preserve">☐ </w:t>
-      </w:r>
-      <w:r>
-        <w:t xml:space="preserve">Campaign hash is </w:t>
-      </w:r>
-      <w:r>
-        <w:rPr>
-          <w:rFonts w:ascii="Consolas" w:hAnsi="Consolas"/>
-          <w:color w:val="1F2937"/>
-          <w:sz w:val="19"/>
-        </w:rPr>
-        <w:t>FF833023…66046D4</w:t>
-      </w:r>
-      <w:r>
-        <w:t xml:space="preserve"> or the explicitly regenerated final hash.</w:t>
+        <w:t>☐ Amir approves Machine A evidence.</w:t>
       </w:r>
     </w:p>
     <w:p>
       <w:pPr>
-        <w:ind w:left="288" w:hanging="230"/>
+        <w:pStyle w:val="ListBullet"/>
       </w:pPr>
       <w:r>
-        <w:rPr>
-          <w:sz w:val="21"/>
-        </w:rPr>
-        <w:t xml:space="preserve">☐ </w:t>
-      </w:r>
-      <w:r>
-        <w:t>Exactly 41 global scenarios and 25,798 item executions reconcile.</w:t>
+        <w:t>☐ Machine B operator approves Machine B evidence.</w:t>
       </w:r>
     </w:p>
     <w:p>
       <w:pPr>
-        <w:ind w:left="288" w:hanging="230"/>
+        <w:pStyle w:val="ListBullet"/>
       </w:pPr>
       <w:r>
-        <w:rPr>
-          <w:sz w:val="21"/>
-        </w:rPr>
-        <w:t xml:space="preserve">☐ </w:t>
-      </w:r>
-      <w:r>
-        <w:t>A owns 20; B owns 21; intersection is empty; union is all 41.</w:t>
+        <w:t>☐ Scientific owner authorizes the massive run.</w:t>
       </w:r>
     </w:p>
     <w:p>
       <w:pPr>
-        <w:ind w:left="288" w:hanging="230"/>
+        <w:pStyle w:val="ListBullet"/>
       </w:pPr>
       <w:r>
-        <w:rPr>
-          <w:sz w:val="21"/>
-        </w:rPr>
-        <w:t xml:space="preserve">☐ </w:t>
-      </w:r>
-      <w:r>
-        <w:t>A has at least 7.15 GiB free for run/reserve and 2.15 GiB more before export.</w:t>
-      </w:r>
-    </w:p>
-    <w:p>
-      <w:pPr>
-        <w:ind w:left="288" w:hanging="230"/>
-      </w:pPr>
-      <w:r>
-        <w:rPr>
-          <w:sz w:val="21"/>
-        </w:rPr>
-        <w:t xml:space="preserve">☐ </w:t>
-      </w:r>
-      <w:r>
-        <w:t>B has at least 7.30 GiB free for run/reserve and 2.30 GiB more before export.</w:t>
-      </w:r>
-    </w:p>
-    <w:p>
-      <w:pPr>
-        <w:ind w:left="288" w:hanging="230"/>
-      </w:pPr>
-      <w:r>
-        <w:rPr>
-          <w:sz w:val="21"/>
-        </w:rPr>
-        <w:t xml:space="preserve">☐ </w:t>
-      </w:r>
-      <w:r>
-        <w:t>Component canary passed and the finalist scope was approved.</w:t>
-      </w:r>
-    </w:p>
-    <w:p>
-      <w:pPr>
-        <w:ind w:left="288" w:hanging="230"/>
-      </w:pPr>
-      <w:r>
-        <w:rPr>
-          <w:sz w:val="21"/>
-        </w:rPr>
-        <w:t xml:space="preserve">☐ </w:t>
-      </w:r>
-      <w:r>
-        <w:t>Small gate passed, then standard gate passed.</w:t>
-      </w:r>
-    </w:p>
-    <w:p>
-      <w:pPr>
-        <w:pStyle w:val="Heading2"/>
-      </w:pPr>
-      <w:r>
-        <w:t>Machine A</w:t>
-      </w:r>
-    </w:p>
-    <w:p>
-      <w:pPr>
-        <w:ind w:left="288" w:hanging="230"/>
-      </w:pPr>
-      <w:r>
-        <w:rPr>
-          <w:sz w:val="21"/>
-        </w:rPr>
-        <w:t xml:space="preserve">☐ </w:t>
-      </w:r>
-      <w:r>
-        <w:t xml:space="preserve">Actual profile is current and full 20-scenario preflight says </w:t>
-      </w:r>
-      <w:r>
-        <w:rPr>
-          <w:rFonts w:ascii="Consolas" w:hAnsi="Consolas"/>
-          <w:color w:val="1F2937"/>
-          <w:sz w:val="19"/>
-        </w:rPr>
-        <w:t>READY_TO_LAUNCH</w:t>
-      </w:r>
-      <w:r>
-        <w:t>.</w:t>
-      </w:r>
-    </w:p>
-    <w:p>
-      <w:pPr>
-        <w:ind w:left="288" w:hanging="230"/>
-      </w:pPr>
-      <w:r>
-        <w:rPr>
-          <w:sz w:val="21"/>
-        </w:rPr>
-        <w:t xml:space="preserve">☐ </w:t>
-      </w:r>
-      <w:r>
-        <w:t>Real one-item smoke passed.</w:t>
-      </w:r>
-    </w:p>
-    <w:p>
-      <w:pPr>
-        <w:pStyle w:val="Heading2"/>
-      </w:pPr>
-      <w:r>
-        <w:t>Machine B</w:t>
-      </w:r>
-    </w:p>
-    <w:p>
-      <w:pPr>
-        <w:ind w:left="288" w:hanging="230"/>
-      </w:pPr>
-      <w:r>
-        <w:rPr>
-          <w:sz w:val="21"/>
-        </w:rPr>
-        <w:t xml:space="preserve">☐ </w:t>
-      </w:r>
-      <w:r>
-        <w:t xml:space="preserve">Actual profile is returned; Machine B is no longer </w:t>
-      </w:r>
-      <w:r>
-        <w:rPr>
-          <w:rFonts w:ascii="Consolas" w:hAnsi="Consolas"/>
-          <w:color w:val="1F2937"/>
-          <w:sz w:val="19"/>
-        </w:rPr>
-        <w:t>NOT_YET_TESTED</w:t>
-      </w:r>
-      <w:r>
-        <w:t>.</w:t>
-      </w:r>
-    </w:p>
-    <w:p>
-      <w:pPr>
-        <w:ind w:left="288" w:hanging="230"/>
-      </w:pPr>
-      <w:r>
-        <w:rPr>
-          <w:sz w:val="21"/>
-        </w:rPr>
-        <w:t xml:space="preserve">☐ </w:t>
-      </w:r>
-      <w:r>
-        <w:t xml:space="preserve">Full 21-scenario preflight says </w:t>
-      </w:r>
-      <w:r>
-        <w:rPr>
-          <w:rFonts w:ascii="Consolas" w:hAnsi="Consolas"/>
-          <w:color w:val="1F2937"/>
-          <w:sz w:val="19"/>
-        </w:rPr>
-        <w:t>READY_TO_LAUNCH</w:t>
-      </w:r>
-      <w:r>
-        <w:t>.</w:t>
-      </w:r>
-    </w:p>
-    <w:p>
-      <w:pPr>
-        <w:ind w:left="288" w:hanging="230"/>
-      </w:pPr>
-      <w:r>
-        <w:rPr>
-          <w:sz w:val="21"/>
-        </w:rPr>
-        <w:t xml:space="preserve">☐ </w:t>
-      </w:r>
-      <w:r>
-        <w:t>Real one-item smoke passed; provisional runtime was reviewed.</w:t>
-      </w:r>
-    </w:p>
-    <w:p>
-      <w:pPr>
-        <w:pStyle w:val="Heading2"/>
-      </w:pPr>
-      <w:r>
-        <w:t>Execution, transfer, merge, and analysis</w:t>
-      </w:r>
-    </w:p>
-    <w:p>
-      <w:pPr>
-        <w:ind w:left="288" w:hanging="230"/>
-      </w:pPr>
-      <w:r>
-        <w:rPr>
-          <w:sz w:val="21"/>
-        </w:rPr>
-        <w:t xml:space="preserve">☐ </w:t>
-      </w:r>
-      <w:r>
-        <w:t>One scenario at a time per machine; no unqualified GPU concurrency.</w:t>
-      </w:r>
-    </w:p>
-    <w:p>
-      <w:pPr>
-        <w:ind w:left="288" w:hanging="230"/>
-      </w:pPr>
-      <w:r>
-        <w:rPr>
-          <w:sz w:val="21"/>
-        </w:rPr>
-        <w:t xml:space="preserve">☐ </w:t>
-      </w:r>
-      <w:r>
-        <w:t>Both operators tested status, stop, and assignment-scoped resume.</w:t>
-      </w:r>
-    </w:p>
-    <w:p>
-      <w:pPr>
-        <w:ind w:left="288" w:hanging="230"/>
-      </w:pPr>
-      <w:r>
-        <w:rPr>
-          <w:sz w:val="21"/>
-        </w:rPr>
-        <w:t xml:space="preserve">☐ </w:t>
-      </w:r>
-      <w:r>
-        <w:t>Output locations are writable.</w:t>
-      </w:r>
-    </w:p>
-    <w:p>
-      <w:pPr>
-        <w:ind w:left="288" w:hanging="230"/>
-      </w:pPr>
-      <w:r>
-        <w:rPr>
-          <w:sz w:val="21"/>
-        </w:rPr>
-        <w:t xml:space="preserve">☐ </w:t>
-      </w:r>
-      <w:r>
-        <w:t>Transfer destinations have space and are initially absent.</w:t>
-      </w:r>
-    </w:p>
-    <w:p>
-      <w:pPr>
-        <w:ind w:left="288" w:hanging="230"/>
-      </w:pPr>
-      <w:r>
-        <w:rPr>
-          <w:sz w:val="21"/>
-        </w:rPr>
-        <w:t xml:space="preserve">☐ </w:t>
-      </w:r>
-      <w:r>
-        <w:t>Both export manifests have zero unexported scenarios and validate checksums.</w:t>
-      </w:r>
-    </w:p>
-    <w:p>
-      <w:pPr>
-        <w:ind w:left="288" w:hanging="230"/>
-      </w:pPr>
-      <w:r>
-        <w:rPr>
-          <w:sz w:val="21"/>
-        </w:rPr>
-        <w:t xml:space="preserve">☐ </w:t>
-      </w:r>
-      <w:r>
-        <w:t>Coordinator has at least 15 GiB free and validates both transfers before merge.</w:t>
-      </w:r>
-    </w:p>
-    <w:p>
-      <w:pPr>
-        <w:ind w:left="288" w:hanging="230"/>
-      </w:pPr>
-      <w:r>
-        <w:rPr>
-          <w:sz w:val="21"/>
-        </w:rPr>
-        <w:t xml:space="preserve">☐ </w:t>
-      </w:r>
-      <w:r>
-        <w:t>Merge reports 41/41, no missing/conflicting scenarios.</w:t>
-      </w:r>
-    </w:p>
-    <w:p>
-      <w:pPr>
-        <w:ind w:left="288" w:hanging="230"/>
-      </w:pPr>
-      <w:r>
-        <w:rPr>
-          <w:sz w:val="21"/>
-        </w:rPr>
-        <w:t xml:space="preserve">☐ </w:t>
-      </w:r>
-      <w:r>
-        <w:t>Analysis index/validation/coverage/run/release-status complete.</w:t>
-      </w:r>
-    </w:p>
-    <w:p>
-      <w:pPr>
-        <w:ind w:left="288" w:hanging="230"/>
-      </w:pPr>
-      <w:r>
-        <w:rPr>
-          <w:sz w:val="21"/>
-        </w:rPr>
-        <w:t xml:space="preserve">☐ </w:t>
-      </w:r>
-      <w:r>
-        <w:t xml:space="preserve">Final report exists at </w:t>
-      </w:r>
-      <w:r>
-        <w:rPr>
-          <w:rFonts w:ascii="Consolas" w:hAnsi="Consolas"/>
-          <w:color w:val="1F2937"/>
-          <w:sz w:val="19"/>
-        </w:rPr>
-        <w:t>automated_runs/campaign_05_massive_release/analysis/report/campaign_report.md</w:t>
-      </w:r>
-      <w:r>
-        <w:t>.</w:t>
+        <w:t>☐ Final verdict has been changed from NOT_AUTHORIZED_FOR_MASSIVE_LAUNCH only after all blocking boxes above are checked.</w:t>
       </w:r>
     </w:p>
     <w:sectPr>
-      <w:footerReference w:type="default" r:id="rId9"/>
+      <w:headerReference w:type="default" r:id="rId9"/>
+      <w:footerReference w:type="default" r:id="rId10"/>
       <w:pgSz w:w="12240" w:h="15840"/>
-      <w:pgMar w:top="979" w:right="1037" w:bottom="979" w:left="1037" w:header="720" w:footer="720" w:gutter="0"/>
+      <w:pgMar w:top="720" w:right="835" w:bottom="720" w:left="835" w:header="720" w:footer="720" w:gutter="0"/>
       <w:cols w:space="720"/>
       <w:docGrid w:linePitch="360"/>
     </w:sectPr>
@@ -714,19 +370,36 @@
       <w:pStyle w:val="Footer"/>
       <w:jc w:val="right"/>
     </w:pPr>
-    <w:r/>
     <w:r>
-      <w:rPr>
-        <w:color w:val="5D6874"/>
-        <w:sz w:val="16"/>
-      </w:rPr>
-      <w:t xml:space="preserve">final_launch_checklist.md   •   </w:t>
+      <w:t xml:space="preserve">Canonical source: final_launch_checklist.md    </w:t>
+    </w:r>
+    <w:r>
+      <w:t xml:space="preserve">Page </w:t>
+    </w:r>
+    <w:r>
       <w:fldChar w:fldCharType="begin"/>
-      <w:instrText xml:space="preserve"> PAGE </w:instrText>
+      <w:instrText xml:space="preserve">PAGE</w:instrText>
       <w:fldChar w:fldCharType="end"/>
     </w:r>
   </w:p>
 </w:ftr>
+</file>
+
+<file path=word/header1.xml><?xml version="1.0" encoding="utf-8"?>
+<w:hdr xmlns:m="http://schemas.openxmlformats.org/officeDocument/2006/math" xmlns:mc="http://schemas.openxmlformats.org/markup-compatibility/2006" xmlns:mo="http://schemas.microsoft.com/office/mac/office/2008/main" xmlns:mv="urn:schemas-microsoft-com:mac:vml" xmlns:o="urn:schemas-microsoft-com:office:office" xmlns:r="http://schemas.openxmlformats.org/officeDocument/2006/relationships" xmlns:v="urn:schemas-microsoft-com:vml" xmlns:w10="urn:schemas-microsoft-com:office:word" xmlns:w14="http://schemas.microsoft.com/office/word/2010/wordml" xmlns:w="http://schemas.openxmlformats.org/wordprocessingml/2006/main" xmlns:wne="http://schemas.microsoft.com/office/word/2006/wordml" xmlns:wp14="http://schemas.microsoft.com/office/word/2010/wordprocessingDrawing" xmlns:wp="http://schemas.openxmlformats.org/drawingml/2006/wordprocessingDrawing" xmlns:wpc="http://schemas.microsoft.com/office/word/2010/wordprocessingCanvas" xmlns:wpg="http://schemas.microsoft.com/office/word/2010/wordprocessingGroup" xmlns:wpi="http://schemas.microsoft.com/office/word/2010/wordprocessingInk" xmlns:wps="http://schemas.microsoft.com/office/word/2010/wordprocessingShape" mc:Ignorable="w14 wp14">
+  <w:p>
+    <w:pPr>
+      <w:pStyle w:val="Caption"/>
+    </w:pPr>
+    <w:r>
+      <w:rPr>
+        <w:color w:val="595959"/>
+        <w:sz w:val="15"/>
+      </w:rPr>
+      <w:t>JUST PEACHY  |  AUTOMATED SPEECH EVALUATION  |  CPU + CUDA OPERATIONS</w:t>
+    </w:r>
+  </w:p>
+</w:hdr>
 </file>
 
 <file path=word/numbering.xml><?xml version="1.0" encoding="utf-8"?>
@@ -1093,12 +766,11 @@
     <w:qFormat/>
     <w:rsid w:val="00FC693F"/>
     <w:pPr>
-      <w:spacing w:after="100" w:line="259" w:lineRule="auto"/>
+      <w:spacing w:after="40" w:line="240" w:lineRule="auto"/>
     </w:pPr>
     <w:rPr>
       <w:rFonts w:ascii="Aptos" w:hAnsi="Aptos"/>
-      <w:color w:val="1F2937"/>
-      <w:sz w:val="21"/>
+      <w:sz w:val="18"/>
     </w:rPr>
   </w:style>
   <w:style w:type="paragraph" w:styleId="Header">
@@ -1156,15 +828,15 @@
     <w:pPr>
       <w:keepNext/>
       <w:keepLines/>
-      <w:spacing w:before="200" w:after="80"/>
+      <w:spacing w:before="100" w:after="40"/>
       <w:outlineLvl w:val="0"/>
     </w:pPr>
     <w:rPr>
       <w:rFonts w:asciiTheme="majorHAnsi" w:eastAsiaTheme="majorEastAsia" w:hAnsiTheme="majorHAnsi" w:cstheme="majorBidi" w:ascii="Aptos Display" w:hAnsi="Aptos Display"/>
       <w:b/>
       <w:bCs/>
-      <w:color w:val="1F4E79"/>
-      <w:sz w:val="30"/>
+      <w:color w:val="17365D"/>
+      <w:sz w:val="29"/>
       <w:szCs w:val="28"/>
     </w:rPr>
   </w:style>
@@ -1180,15 +852,15 @@
     <w:pPr>
       <w:keepNext/>
       <w:keepLines/>
-      <w:spacing w:before="140" w:after="80"/>
+      <w:spacing w:before="100" w:after="40"/>
       <w:outlineLvl w:val="1"/>
     </w:pPr>
     <w:rPr>
       <w:rFonts w:asciiTheme="majorHAnsi" w:eastAsiaTheme="majorEastAsia" w:hAnsiTheme="majorHAnsi" w:cstheme="majorBidi" w:ascii="Aptos Display" w:hAnsi="Aptos Display"/>
       <w:b/>
       <w:bCs/>
-      <w:color w:val="1F4E79"/>
-      <w:sz w:val="25"/>
+      <w:color w:val="2F5597"/>
+      <w:sz w:val="23"/>
       <w:szCs w:val="26"/>
     </w:rPr>
   </w:style>
@@ -1204,15 +876,15 @@
     <w:pPr>
       <w:keepNext/>
       <w:keepLines/>
-      <w:spacing w:before="140" w:after="80"/>
+      <w:spacing w:before="100" w:after="40"/>
       <w:outlineLvl w:val="2"/>
     </w:pPr>
     <w:rPr>
       <w:rFonts w:asciiTheme="majorHAnsi" w:eastAsiaTheme="majorEastAsia" w:hAnsiTheme="majorHAnsi" w:cstheme="majorBidi" w:ascii="Aptos Display" w:hAnsi="Aptos Display"/>
       <w:b/>
       <w:bCs/>
-      <w:color w:val="1F4E79"/>
-      <w:sz w:val="22"/>
+      <w:color w:val="365F91"/>
+      <w:sz w:val="20"/>
     </w:rPr>
   </w:style>
   <w:style w:type="paragraph" w:styleId="Heading4">
@@ -1443,19 +1115,20 @@
     <w:qFormat/>
     <w:rsid w:val="00FC693F"/>
     <w:pPr>
+      <w:keepNext/>
       <w:pBdr>
         <w:bottom w:val="single" w:sz="8" w:space="4" w:color="4F81BD" w:themeColor="accent1"/>
       </w:pBdr>
-      <w:spacing w:after="240" w:line="240" w:lineRule="auto"/>
+      <w:spacing w:after="40" w:line="240" w:lineRule="auto" w:before="100"/>
       <w:contextualSpacing/>
     </w:pPr>
     <w:rPr>
       <w:rFonts w:asciiTheme="majorHAnsi" w:eastAsiaTheme="majorEastAsia" w:hAnsiTheme="majorHAnsi" w:cstheme="majorBidi" w:ascii="Aptos Display" w:hAnsi="Aptos Display"/>
       <w:b/>
-      <w:color w:val="1F4E79"/>
+      <w:color w:val="17365D"/>
       <w:spacing w:val="5"/>
       <w:kern w:val="28"/>
-      <w:sz w:val="44"/>
+      <w:sz w:val="42"/>
       <w:szCs w:val="52"/>
     </w:rPr>
   </w:style>
@@ -12784,18 +12457,6 @@
         <w:shd w:val="clear" w:color="auto" w:fill="FBCAA2" w:themeFill="accent6" w:themeFillTint="7F"/>
       </w:tcPr>
     </w:tblStylePr>
-  </w:style>
-  <w:style w:type="paragraph" w:customStyle="1" w:styleId="CodeBlock">
-    <w:name w:val="Code Block"/>
-    <w:pPr>
-      <w:spacing w:before="60" w:after="120" w:line="240" w:lineRule="auto"/>
-      <w:ind w:left="173" w:right="173"/>
-    </w:pPr>
-    <w:rPr>
-      <w:rFonts w:ascii="Consolas" w:hAnsi="Consolas"/>
-      <w:color w:val="1F2937"/>
-      <w:sz w:val="17"/>
-    </w:rPr>
   </w:style>
 </w:styles>
 </file>

--- a/Software Validation from Datasets/Evaluation Tool/docs/automated_evaluation/Word Documents/999_final_launch_checklist.docx
+++ b/Software Validation from Datasets/Evaluation Tool/docs/automated_evaluation/Word Documents/999_final_launch_checklist.docx
@@ -180,7 +180,7 @@
         <w:pStyle w:val="ListBullet"/>
       </w:pPr>
       <w:r>
-        <w:t>☐ Machine A complete preflight says READY_TO_LAUNCH, 20/20 scenarios, 12,368 items.</w:t>
+        <w:t>☒ Machine A CPU and CUDA clean-clone preflights each said READY_TO_LAUNCH, 20/20 scenarios, 12,368 items.</w:t>
       </w:r>
     </w:p>
     <w:p>
